--- a/prog_ing/elabotation/razrada_bilandzic_bruno_diplomski.docx
+++ b/prog_ing/elabotation/razrada_bilandzic_bruno_diplomski.docx
@@ -117,12 +117,14 @@
         <w:jc w:val="center"/>
         <w:rPr>
           <w:b/>
+          <w:sz w:val="24"/>
           <w:szCs w:val="24"/>
         </w:rPr>
       </w:pPr>
       <w:r>
         <w:rPr>
           <w:b/>
+          <w:sz w:val="24"/>
           <w:szCs w:val="24"/>
         </w:rPr>
         <w:t xml:space="preserve">Stručni diplomski studij </w:t>
@@ -130,6 +132,7 @@
       <w:r>
         <w:rPr>
           <w:b/>
+          <w:sz w:val="24"/>
           <w:szCs w:val="24"/>
         </w:rPr>
         <w:t>Primijenjeno r</w:t>
@@ -137,6 +140,7 @@
       <w:r>
         <w:rPr>
           <w:b/>
+          <w:sz w:val="24"/>
           <w:szCs w:val="24"/>
         </w:rPr>
         <w:t>ačunarstvo</w:t>
@@ -149,12 +153,12 @@
         <w:tblLook w:val="04A0" w:firstRow="1" w:lastRow="0" w:firstColumn="1" w:lastColumn="0" w:noHBand="0" w:noVBand="1"/>
       </w:tblPr>
       <w:tblGrid>
-        <w:gridCol w:w="1176"/>
-        <w:gridCol w:w="279"/>
-        <w:gridCol w:w="1770"/>
-        <w:gridCol w:w="2989"/>
-        <w:gridCol w:w="1003"/>
-        <w:gridCol w:w="2192"/>
+        <w:gridCol w:w="1129"/>
+        <w:gridCol w:w="282"/>
+        <w:gridCol w:w="1807"/>
+        <w:gridCol w:w="3061"/>
+        <w:gridCol w:w="898"/>
+        <w:gridCol w:w="2232"/>
       </w:tblGrid>
       <w:tr>
         <w:trPr>
@@ -217,7 +221,7 @@
               <w:rPr>
                 <w:noProof/>
               </w:rPr>
-              <w:t xml:space="preserve"> Toma Rončević </w:t>
+              <w:t>Toma Rončević</w:t>
             </w:r>
             <w:r>
               <w:fldChar w:fldCharType="end"/>
@@ -290,31 +294,7 @@
               <w:rPr>
                 <w:noProof/>
               </w:rPr>
-              <w:t> </w:t>
-            </w:r>
-            <w:r>
-              <w:rPr>
-                <w:noProof/>
-              </w:rPr>
-              <w:t> </w:t>
-            </w:r>
-            <w:r>
-              <w:rPr>
-                <w:noProof/>
-              </w:rPr>
-              <w:t> </w:t>
-            </w:r>
-            <w:r>
-              <w:rPr>
-                <w:noProof/>
-              </w:rPr>
-              <w:t> </w:t>
-            </w:r>
-            <w:r>
-              <w:rPr>
-                <w:noProof/>
-              </w:rPr>
-              <w:t> </w:t>
+              <w:t>19.1.2026.</w:t>
             </w:r>
             <w:r>
               <w:fldChar w:fldCharType="end"/>
@@ -457,7 +437,7 @@
               <w:rPr>
                 <w:noProof/>
               </w:rPr>
-              <w:t>Napredno web programiranje</w:t>
+              <w:t>Primijenjena umjetna inteligencija</w:t>
             </w:r>
             <w:r>
               <w:fldChar w:fldCharType="end"/>
@@ -531,7 +511,19 @@
               <w:rPr>
                 <w:noProof/>
               </w:rPr>
-              <w:t>Web aplikacija za upravljanje sustavom sadnje, berbe, skladištenja i prodaje voća i povrća.</w:t>
+              <w:t xml:space="preserve">Web aplikacija za upravljanje </w:t>
+            </w:r>
+            <w:r>
+              <w:rPr>
+                <w:noProof/>
+              </w:rPr>
+              <w:t>uzgoja i prodaje</w:t>
+            </w:r>
+            <w:r>
+              <w:rPr>
+                <w:noProof/>
+              </w:rPr>
+              <w:t xml:space="preserve"> voća i povrća.</w:t>
             </w:r>
             <w:r>
               <w:fldChar w:fldCharType="end"/>
@@ -604,7 +596,7 @@
               <w:rPr>
                 <w:noProof/>
               </w:rPr>
-              <w:t>Web application for managing the system of  planting, harvesting, storage and sales of fruits and vegetables.</w:t>
+              <w:t>Web application for cultivation and sale of fruit and vegetables</w:t>
             </w:r>
             <w:r>
               <w:fldChar w:fldCharType="end"/>
@@ -748,35 +740,19 @@
               <w:rPr>
                 <w:bCs/>
               </w:rPr>
-              <w:t xml:space="preserve">Problem koji se </w:t>
-            </w:r>
-            <w:proofErr w:type="spellStart"/>
+              <w:t>Problem koji se riješava je izrada aplikacije za upravljanje sustavom sadnje, berbe, skladištenja i prodaje voća i povrća. Cilj je praćenje kompletnog ciklusa u proizvodnji voća i povrća. Upravljanje zemljištem, planiranje sadnje i sadnja, planiranje berbe i berba, procesuiranje u gotove proizvode (</w:t>
+            </w:r>
             <w:r>
               <w:rPr>
                 <w:bCs/>
               </w:rPr>
-              <w:t>riješava</w:t>
-            </w:r>
-            <w:proofErr w:type="spellEnd"/>
+              <w:t xml:space="preserve">npr. </w:t>
+            </w:r>
             <w:r>
               <w:rPr>
                 <w:bCs/>
               </w:rPr>
-              <w:t xml:space="preserve"> je izrada aplikacije za upravljanje sustavom sadnje, berbe, skladištenja i prodaje voća i povrća. Cilj je praćenje kompletnog ciklusa u proizvodnji voća i povrća. Upravljanje zemljištem, planiranje sadnje i sadnja, planiranje berbe i berba, procesuiranje u gotove proizvode (paket od 2kg </w:t>
-            </w:r>
-            <w:proofErr w:type="spellStart"/>
-            <w:r>
-              <w:rPr>
-                <w:bCs/>
-              </w:rPr>
-              <w:t>premium</w:t>
-            </w:r>
-            <w:proofErr w:type="spellEnd"/>
-            <w:r>
-              <w:rPr>
-                <w:bCs/>
-              </w:rPr>
-              <w:t xml:space="preserve"> rajčica), skladištenje proizvoda i upravljanje lokacijama u skladištu te u konačnici prodaja proizvoda i komunikacija s kupcima.</w:t>
+              <w:t>paket od 2kg premium rajčica), skladištenje proizvoda i upravljanje lokacijama u skladištu te u konačnici prodaja proizvoda i komunikacija s kupcima.</w:t>
             </w:r>
             <w:r>
               <w:rPr>
@@ -1016,6 +992,7 @@
           <w:b/>
           <w:bCs/>
         </w:rPr>
+        <w:lastRenderedPageBreak/>
         <w:t>Predviđeno opterećenje po ECTS bodovima:</w:t>
       </w:r>
       <w:r>
@@ -1273,31 +1250,7 @@
               <w:rPr>
                 <w:noProof/>
               </w:rPr>
-              <w:t> </w:t>
-            </w:r>
-            <w:r>
-              <w:rPr>
-                <w:noProof/>
-              </w:rPr>
-              <w:t> </w:t>
-            </w:r>
-            <w:r>
-              <w:rPr>
-                <w:noProof/>
-              </w:rPr>
-              <w:t> </w:t>
-            </w:r>
-            <w:r>
-              <w:rPr>
-                <w:noProof/>
-              </w:rPr>
-              <w:t> </w:t>
-            </w:r>
-            <w:r>
-              <w:rPr>
-                <w:noProof/>
-              </w:rPr>
-              <w:t> </w:t>
+              <w:t>11,5</w:t>
             </w:r>
             <w:r>
               <w:fldChar w:fldCharType="end"/>
@@ -1335,31 +1288,7 @@
               <w:rPr>
                 <w:noProof/>
               </w:rPr>
-              <w:t> </w:t>
-            </w:r>
-            <w:r>
-              <w:rPr>
-                <w:noProof/>
-              </w:rPr>
-              <w:t> </w:t>
-            </w:r>
-            <w:r>
-              <w:rPr>
-                <w:noProof/>
-              </w:rPr>
-              <w:t> </w:t>
-            </w:r>
-            <w:r>
-              <w:rPr>
-                <w:noProof/>
-              </w:rPr>
-              <w:t> </w:t>
-            </w:r>
-            <w:r>
-              <w:rPr>
-                <w:noProof/>
-              </w:rPr>
-              <w:t> </w:t>
+              <w:t>Izrada i testiranje aplikacije</w:t>
             </w:r>
             <w:r>
               <w:fldChar w:fldCharType="end"/>
@@ -1892,48 +1821,54 @@
       <w:pPr>
         <w:spacing w:before="480"/>
         <w:rPr>
+          <w:rFonts w:ascii="Times New Roman" w:hAnsi="Times New Roman" w:cs="Times New Roman"/>
           <w:b/>
-          <w:sz w:val="26"/>
-          <w:szCs w:val="26"/>
-        </w:rPr>
-      </w:pPr>
-      <w:r>
-        <w:rPr>
+          <w:sz w:val="24"/>
+          <w:szCs w:val="24"/>
+        </w:rPr>
+      </w:pPr>
+      <w:r>
+        <w:rPr>
+          <w:rFonts w:ascii="Times New Roman" w:hAnsi="Times New Roman" w:cs="Times New Roman"/>
           <w:b/>
-          <w:sz w:val="26"/>
-          <w:szCs w:val="26"/>
+          <w:sz w:val="24"/>
+          <w:szCs w:val="24"/>
         </w:rPr>
         <w:t>Popis funkcionalnosti</w:t>
       </w:r>
       <w:r>
         <w:rPr>
+          <w:rFonts w:ascii="Times New Roman" w:hAnsi="Times New Roman" w:cs="Times New Roman"/>
           <w:b/>
-          <w:sz w:val="26"/>
-          <w:szCs w:val="26"/>
+          <w:sz w:val="24"/>
+          <w:szCs w:val="24"/>
         </w:rPr>
         <w:t xml:space="preserve"> aplikacije, odnosno </w:t>
       </w:r>
       <w:r>
         <w:rPr>
+          <w:rFonts w:ascii="Times New Roman" w:hAnsi="Times New Roman" w:cs="Times New Roman"/>
           <w:b/>
-          <w:sz w:val="26"/>
-          <w:szCs w:val="26"/>
+          <w:sz w:val="24"/>
+          <w:szCs w:val="24"/>
         </w:rPr>
         <w:t xml:space="preserve">razrada pojedinačnih </w:t>
       </w:r>
       <w:r>
         <w:rPr>
+          <w:rFonts w:ascii="Times New Roman" w:hAnsi="Times New Roman" w:cs="Times New Roman"/>
           <w:b/>
-          <w:sz w:val="26"/>
-          <w:szCs w:val="26"/>
+          <w:sz w:val="24"/>
+          <w:szCs w:val="24"/>
         </w:rPr>
         <w:t>elemenata zadatka</w:t>
       </w:r>
       <w:r>
         <w:rPr>
+          <w:rFonts w:ascii="Times New Roman" w:hAnsi="Times New Roman" w:cs="Times New Roman"/>
           <w:b/>
-          <w:sz w:val="26"/>
-          <w:szCs w:val="26"/>
+          <w:sz w:val="24"/>
+          <w:szCs w:val="24"/>
         </w:rPr>
         <w:t>:</w:t>
       </w:r>
@@ -1941,12 +1876,17 @@
     <w:p>
       <w:pPr>
         <w:rPr>
-          <w:bCs/>
-        </w:rPr>
-      </w:pPr>
-    </w:p>
-    <w:p>
-      <w:r>
+          <w:rFonts w:ascii="Times New Roman" w:hAnsi="Times New Roman" w:cs="Times New Roman"/>
+          <w:sz w:val="24"/>
+          <w:szCs w:val="24"/>
+        </w:rPr>
+      </w:pPr>
+      <w:r>
+        <w:rPr>
+          <w:rFonts w:ascii="Times New Roman" w:hAnsi="Times New Roman" w:cs="Times New Roman"/>
+          <w:sz w:val="24"/>
+          <w:szCs w:val="24"/>
+        </w:rPr>
         <w:t>ADMIN</w:t>
       </w:r>
     </w:p>
@@ -1957,8 +1897,18 @@
           <w:numId w:val="6"/>
         </w:numPr>
         <w:spacing w:after="120" w:line="240" w:lineRule="atLeast"/>
-      </w:pPr>
-      <w:r>
+        <w:rPr>
+          <w:rFonts w:ascii="Times New Roman" w:hAnsi="Times New Roman" w:cs="Times New Roman"/>
+          <w:sz w:val="24"/>
+          <w:szCs w:val="24"/>
+        </w:rPr>
+      </w:pPr>
+      <w:r>
+        <w:rPr>
+          <w:rFonts w:ascii="Times New Roman" w:hAnsi="Times New Roman" w:cs="Times New Roman"/>
+          <w:sz w:val="24"/>
+          <w:szCs w:val="24"/>
+        </w:rPr>
         <w:t>upravljanje aplikacijom</w:t>
       </w:r>
     </w:p>
@@ -1969,13 +1919,35 @@
           <w:numId w:val="6"/>
         </w:numPr>
         <w:spacing w:after="120" w:line="240" w:lineRule="atLeast"/>
-      </w:pPr>
-      <w:r>
+        <w:rPr>
+          <w:rFonts w:ascii="Times New Roman" w:hAnsi="Times New Roman" w:cs="Times New Roman"/>
+          <w:sz w:val="24"/>
+          <w:szCs w:val="24"/>
+        </w:rPr>
+      </w:pPr>
+      <w:r>
+        <w:rPr>
+          <w:rFonts w:ascii="Times New Roman" w:hAnsi="Times New Roman" w:cs="Times New Roman"/>
+          <w:sz w:val="24"/>
+          <w:szCs w:val="24"/>
+        </w:rPr>
         <w:t>odobravanje role generalnog menadžera</w:t>
       </w:r>
     </w:p>
     <w:p>
-      <w:r>
+      <w:pPr>
+        <w:rPr>
+          <w:rFonts w:ascii="Times New Roman" w:hAnsi="Times New Roman" w:cs="Times New Roman"/>
+          <w:sz w:val="24"/>
+          <w:szCs w:val="24"/>
+        </w:rPr>
+      </w:pPr>
+      <w:r>
+        <w:rPr>
+          <w:rFonts w:ascii="Times New Roman" w:hAnsi="Times New Roman" w:cs="Times New Roman"/>
+          <w:sz w:val="24"/>
+          <w:szCs w:val="24"/>
+        </w:rPr>
         <w:t>GENERALNI MENADŽER (GENERAL MENAGER)</w:t>
       </w:r>
     </w:p>
@@ -1986,9 +1958,19 @@
           <w:numId w:val="7"/>
         </w:numPr>
         <w:spacing w:after="120" w:line="240" w:lineRule="atLeast"/>
-      </w:pPr>
-      <w:r>
-        <w:t>postavljanje menadžera na dole napisane role</w:t>
+        <w:rPr>
+          <w:rFonts w:ascii="Times New Roman" w:hAnsi="Times New Roman" w:cs="Times New Roman"/>
+          <w:sz w:val="24"/>
+          <w:szCs w:val="24"/>
+        </w:rPr>
+      </w:pPr>
+      <w:r>
+        <w:rPr>
+          <w:rFonts w:ascii="Times New Roman" w:hAnsi="Times New Roman" w:cs="Times New Roman"/>
+          <w:sz w:val="24"/>
+          <w:szCs w:val="24"/>
+        </w:rPr>
+        <w:t>postavljanje menadžera na dolje napisane role</w:t>
       </w:r>
     </w:p>
     <w:p>
@@ -1998,8 +1980,18 @@
           <w:numId w:val="7"/>
         </w:numPr>
         <w:spacing w:after="120" w:line="240" w:lineRule="atLeast"/>
-      </w:pPr>
-      <w:r>
+        <w:rPr>
+          <w:rFonts w:ascii="Times New Roman" w:hAnsi="Times New Roman" w:cs="Times New Roman"/>
+          <w:sz w:val="24"/>
+          <w:szCs w:val="24"/>
+        </w:rPr>
+      </w:pPr>
+      <w:r>
+        <w:rPr>
+          <w:rFonts w:ascii="Times New Roman" w:hAnsi="Times New Roman" w:cs="Times New Roman"/>
+          <w:sz w:val="24"/>
+          <w:szCs w:val="24"/>
+        </w:rPr>
         <w:t>pregled izvještaja</w:t>
       </w:r>
     </w:p>
@@ -2010,8 +2002,18 @@
           <w:numId w:val="7"/>
         </w:numPr>
         <w:spacing w:after="120" w:line="240" w:lineRule="atLeast"/>
-      </w:pPr>
-      <w:r>
+        <w:rPr>
+          <w:rFonts w:ascii="Times New Roman" w:hAnsi="Times New Roman" w:cs="Times New Roman"/>
+          <w:sz w:val="24"/>
+          <w:szCs w:val="24"/>
+        </w:rPr>
+      </w:pPr>
+      <w:r>
+        <w:rPr>
+          <w:rFonts w:ascii="Times New Roman" w:hAnsi="Times New Roman" w:cs="Times New Roman"/>
+          <w:sz w:val="24"/>
+          <w:szCs w:val="24"/>
+        </w:rPr>
         <w:t>procesuira nabave</w:t>
       </w:r>
     </w:p>
@@ -2022,18 +2024,35 @@
           <w:numId w:val="7"/>
         </w:numPr>
         <w:spacing w:after="120" w:line="240" w:lineRule="atLeast"/>
-      </w:pPr>
-      <w:r>
+        <w:rPr>
+          <w:rFonts w:ascii="Times New Roman" w:hAnsi="Times New Roman" w:cs="Times New Roman"/>
+          <w:sz w:val="24"/>
+          <w:szCs w:val="24"/>
+        </w:rPr>
+      </w:pPr>
+      <w:r>
+        <w:rPr>
+          <w:rFonts w:ascii="Times New Roman" w:hAnsi="Times New Roman" w:cs="Times New Roman"/>
+          <w:sz w:val="24"/>
+          <w:szCs w:val="24"/>
+        </w:rPr>
         <w:t>odobravanje zapošljavanja honorarnih radnika</w:t>
       </w:r>
     </w:p>
     <w:p>
       <w:pPr>
-        <w:spacing w:after="120" w:line="240" w:lineRule="atLeast"/>
-      </w:pPr>
-    </w:p>
-    <w:p>
-      <w:r>
+        <w:rPr>
+          <w:rFonts w:ascii="Times New Roman" w:hAnsi="Times New Roman" w:cs="Times New Roman"/>
+          <w:sz w:val="24"/>
+          <w:szCs w:val="24"/>
+        </w:rPr>
+      </w:pPr>
+      <w:r>
+        <w:rPr>
+          <w:rFonts w:ascii="Times New Roman" w:hAnsi="Times New Roman" w:cs="Times New Roman"/>
+          <w:sz w:val="24"/>
+          <w:szCs w:val="24"/>
+        </w:rPr>
         <w:t>MENADŽER UZGOJA (CULTIVATION MANAGER)</w:t>
       </w:r>
     </w:p>
@@ -2044,8 +2063,18 @@
           <w:numId w:val="8"/>
         </w:numPr>
         <w:spacing w:after="120" w:line="240" w:lineRule="atLeast"/>
-      </w:pPr>
-      <w:r>
+        <w:rPr>
+          <w:rFonts w:ascii="Times New Roman" w:hAnsi="Times New Roman" w:cs="Times New Roman"/>
+          <w:sz w:val="24"/>
+          <w:szCs w:val="24"/>
+        </w:rPr>
+      </w:pPr>
+      <w:r>
+        <w:rPr>
+          <w:rFonts w:ascii="Times New Roman" w:hAnsi="Times New Roman" w:cs="Times New Roman"/>
+          <w:sz w:val="24"/>
+          <w:szCs w:val="24"/>
+        </w:rPr>
         <w:t>dodaje polja za sadnju</w:t>
       </w:r>
     </w:p>
@@ -2056,8 +2085,18 @@
           <w:numId w:val="8"/>
         </w:numPr>
         <w:spacing w:after="120" w:line="240" w:lineRule="atLeast"/>
-      </w:pPr>
-      <w:r>
+        <w:rPr>
+          <w:rFonts w:ascii="Times New Roman" w:hAnsi="Times New Roman" w:cs="Times New Roman"/>
+          <w:sz w:val="24"/>
+          <w:szCs w:val="24"/>
+        </w:rPr>
+      </w:pPr>
+      <w:r>
+        <w:rPr>
+          <w:rFonts w:ascii="Times New Roman" w:hAnsi="Times New Roman" w:cs="Times New Roman"/>
+          <w:sz w:val="24"/>
+          <w:szCs w:val="24"/>
+        </w:rPr>
         <w:t xml:space="preserve">određuje gredice </w:t>
       </w:r>
     </w:p>
@@ -2068,8 +2107,18 @@
           <w:numId w:val="8"/>
         </w:numPr>
         <w:spacing w:after="120" w:line="240" w:lineRule="atLeast"/>
-      </w:pPr>
-      <w:r>
+        <w:rPr>
+          <w:rFonts w:ascii="Times New Roman" w:hAnsi="Times New Roman" w:cs="Times New Roman"/>
+          <w:sz w:val="24"/>
+          <w:szCs w:val="24"/>
+        </w:rPr>
+      </w:pPr>
+      <w:r>
+        <w:rPr>
+          <w:rFonts w:ascii="Times New Roman" w:hAnsi="Times New Roman" w:cs="Times New Roman"/>
+          <w:sz w:val="24"/>
+          <w:szCs w:val="24"/>
+        </w:rPr>
         <w:t>planiranje, praćenje i odrađivanje berbe i sadnje</w:t>
       </w:r>
     </w:p>
@@ -2080,8 +2129,18 @@
           <w:numId w:val="8"/>
         </w:numPr>
         <w:spacing w:after="120" w:line="240" w:lineRule="atLeast"/>
-      </w:pPr>
-      <w:r>
+        <w:rPr>
+          <w:rFonts w:ascii="Times New Roman" w:hAnsi="Times New Roman" w:cs="Times New Roman"/>
+          <w:sz w:val="24"/>
+          <w:szCs w:val="24"/>
+        </w:rPr>
+      </w:pPr>
+      <w:r>
+        <w:rPr>
+          <w:rFonts w:ascii="Times New Roman" w:hAnsi="Times New Roman" w:cs="Times New Roman"/>
+          <w:sz w:val="24"/>
+          <w:szCs w:val="24"/>
+        </w:rPr>
         <w:t>određuje kvalitetu ubranog</w:t>
       </w:r>
     </w:p>
@@ -2092,9 +2151,18 @@
           <w:numId w:val="8"/>
         </w:numPr>
         <w:spacing w:after="120" w:line="240" w:lineRule="atLeast"/>
-      </w:pPr>
-      <w:r>
-        <w:lastRenderedPageBreak/>
+        <w:rPr>
+          <w:rFonts w:ascii="Times New Roman" w:hAnsi="Times New Roman" w:cs="Times New Roman"/>
+          <w:sz w:val="24"/>
+          <w:szCs w:val="24"/>
+        </w:rPr>
+      </w:pPr>
+      <w:r>
+        <w:rPr>
+          <w:rFonts w:ascii="Times New Roman" w:hAnsi="Times New Roman" w:cs="Times New Roman"/>
+          <w:sz w:val="24"/>
+          <w:szCs w:val="24"/>
+        </w:rPr>
         <w:t>radi nabavu potrepština</w:t>
       </w:r>
     </w:p>
@@ -2105,25 +2173,36 @@
           <w:numId w:val="8"/>
         </w:numPr>
         <w:spacing w:after="120" w:line="240" w:lineRule="atLeast"/>
-      </w:pPr>
-      <w:r>
+        <w:rPr>
+          <w:rFonts w:ascii="Times New Roman" w:hAnsi="Times New Roman" w:cs="Times New Roman"/>
+          <w:sz w:val="24"/>
+          <w:szCs w:val="24"/>
+        </w:rPr>
+      </w:pPr>
+      <w:r>
+        <w:rPr>
+          <w:rFonts w:ascii="Times New Roman" w:hAnsi="Times New Roman" w:cs="Times New Roman"/>
+          <w:sz w:val="24"/>
+          <w:szCs w:val="24"/>
+        </w:rPr>
         <w:t>zapošljavanja honorarnih radnika</w:t>
       </w:r>
     </w:p>
     <w:p>
       <w:pPr>
-        <w:spacing w:after="120" w:line="240" w:lineRule="atLeast"/>
-      </w:pPr>
-    </w:p>
-    <w:p>
-      <w:r>
-        <w:t xml:space="preserve">MENADŽER </w:t>
-      </w:r>
-      <w:r>
-        <w:t>PROCESIRANJA</w:t>
-      </w:r>
-      <w:r>
-        <w:t xml:space="preserve"> (PROCESSING MANAGER)</w:t>
+        <w:rPr>
+          <w:rFonts w:ascii="Times New Roman" w:hAnsi="Times New Roman" w:cs="Times New Roman"/>
+          <w:sz w:val="24"/>
+          <w:szCs w:val="24"/>
+        </w:rPr>
+      </w:pPr>
+      <w:r>
+        <w:rPr>
+          <w:rFonts w:ascii="Times New Roman" w:hAnsi="Times New Roman" w:cs="Times New Roman"/>
+          <w:sz w:val="24"/>
+          <w:szCs w:val="24"/>
+        </w:rPr>
+        <w:t>MENADŽER PROCESIRANJA (PROCESSING MANAGER)</w:t>
       </w:r>
     </w:p>
     <w:p>
@@ -2133,9 +2212,19 @@
           <w:numId w:val="9"/>
         </w:numPr>
         <w:spacing w:after="120" w:line="240" w:lineRule="atLeast"/>
-      </w:pPr>
-      <w:r>
-        <w:t>prima ubrano voće i povrće</w:t>
+        <w:rPr>
+          <w:rFonts w:ascii="Times New Roman" w:hAnsi="Times New Roman" w:cs="Times New Roman"/>
+          <w:sz w:val="24"/>
+          <w:szCs w:val="24"/>
+        </w:rPr>
+      </w:pPr>
+      <w:r>
+        <w:rPr>
+          <w:rFonts w:ascii="Times New Roman" w:hAnsi="Times New Roman" w:cs="Times New Roman"/>
+          <w:sz w:val="24"/>
+          <w:szCs w:val="24"/>
+        </w:rPr>
+        <w:t>zaprima ubrano voće i povrće</w:t>
       </w:r>
     </w:p>
     <w:p>
@@ -2145,8 +2234,19 @@
           <w:numId w:val="9"/>
         </w:numPr>
         <w:spacing w:after="120" w:line="240" w:lineRule="atLeast"/>
-      </w:pPr>
-      <w:r>
+        <w:rPr>
+          <w:rFonts w:ascii="Times New Roman" w:hAnsi="Times New Roman" w:cs="Times New Roman"/>
+          <w:sz w:val="24"/>
+          <w:szCs w:val="24"/>
+        </w:rPr>
+      </w:pPr>
+      <w:r>
+        <w:rPr>
+          <w:rFonts w:ascii="Times New Roman" w:hAnsi="Times New Roman" w:cs="Times New Roman"/>
+          <w:sz w:val="24"/>
+          <w:szCs w:val="24"/>
+        </w:rPr>
+        <w:lastRenderedPageBreak/>
         <w:t>izrađuje proizvode za prodaju</w:t>
       </w:r>
     </w:p>
@@ -2157,8 +2257,18 @@
           <w:numId w:val="9"/>
         </w:numPr>
         <w:spacing w:after="120" w:line="240" w:lineRule="atLeast"/>
-      </w:pPr>
-      <w:r>
+        <w:rPr>
+          <w:rFonts w:ascii="Times New Roman" w:hAnsi="Times New Roman" w:cs="Times New Roman"/>
+          <w:sz w:val="24"/>
+          <w:szCs w:val="24"/>
+        </w:rPr>
+      </w:pPr>
+      <w:r>
+        <w:rPr>
+          <w:rFonts w:ascii="Times New Roman" w:hAnsi="Times New Roman" w:cs="Times New Roman"/>
+          <w:sz w:val="24"/>
+          <w:szCs w:val="24"/>
+        </w:rPr>
         <w:t>upravlja vrstama proizvoda</w:t>
       </w:r>
     </w:p>
@@ -2169,8 +2279,18 @@
           <w:numId w:val="9"/>
         </w:numPr>
         <w:spacing w:after="120" w:line="240" w:lineRule="atLeast"/>
-      </w:pPr>
-      <w:r>
+        <w:rPr>
+          <w:rFonts w:ascii="Times New Roman" w:hAnsi="Times New Roman" w:cs="Times New Roman"/>
+          <w:sz w:val="24"/>
+          <w:szCs w:val="24"/>
+        </w:rPr>
+      </w:pPr>
+      <w:r>
+        <w:rPr>
+          <w:rFonts w:ascii="Times New Roman" w:hAnsi="Times New Roman" w:cs="Times New Roman"/>
+          <w:sz w:val="24"/>
+          <w:szCs w:val="24"/>
+        </w:rPr>
         <w:t>radi nabavu potrepština</w:t>
       </w:r>
     </w:p>
@@ -2181,18 +2301,35 @@
           <w:numId w:val="9"/>
         </w:numPr>
         <w:spacing w:after="120" w:line="240" w:lineRule="atLeast"/>
-      </w:pPr>
-      <w:r>
+        <w:rPr>
+          <w:rFonts w:ascii="Times New Roman" w:hAnsi="Times New Roman" w:cs="Times New Roman"/>
+          <w:sz w:val="24"/>
+          <w:szCs w:val="24"/>
+        </w:rPr>
+      </w:pPr>
+      <w:r>
+        <w:rPr>
+          <w:rFonts w:ascii="Times New Roman" w:hAnsi="Times New Roman" w:cs="Times New Roman"/>
+          <w:sz w:val="24"/>
+          <w:szCs w:val="24"/>
+        </w:rPr>
         <w:t>zapošljava honorarne radnika</w:t>
       </w:r>
     </w:p>
     <w:p>
       <w:pPr>
-        <w:spacing w:after="120" w:line="240" w:lineRule="atLeast"/>
-      </w:pPr>
-    </w:p>
-    <w:p>
-      <w:r>
+        <w:rPr>
+          <w:rFonts w:ascii="Times New Roman" w:hAnsi="Times New Roman" w:cs="Times New Roman"/>
+          <w:sz w:val="24"/>
+          <w:szCs w:val="24"/>
+        </w:rPr>
+      </w:pPr>
+      <w:r>
+        <w:rPr>
+          <w:rFonts w:ascii="Times New Roman" w:hAnsi="Times New Roman" w:cs="Times New Roman"/>
+          <w:sz w:val="24"/>
+          <w:szCs w:val="24"/>
+        </w:rPr>
         <w:t>MENADŽER SKLADIŠTA (WAREHOUSE MANAGER)</w:t>
       </w:r>
     </w:p>
@@ -2203,8 +2340,18 @@
           <w:numId w:val="10"/>
         </w:numPr>
         <w:spacing w:after="120" w:line="240" w:lineRule="atLeast"/>
-      </w:pPr>
-      <w:r>
+        <w:rPr>
+          <w:rFonts w:ascii="Times New Roman" w:hAnsi="Times New Roman" w:cs="Times New Roman"/>
+          <w:sz w:val="24"/>
+          <w:szCs w:val="24"/>
+        </w:rPr>
+      </w:pPr>
+      <w:r>
+        <w:rPr>
+          <w:rFonts w:ascii="Times New Roman" w:hAnsi="Times New Roman" w:cs="Times New Roman"/>
+          <w:sz w:val="24"/>
+          <w:szCs w:val="24"/>
+        </w:rPr>
         <w:t>upravlja skladištem</w:t>
       </w:r>
     </w:p>
@@ -2215,8 +2362,18 @@
           <w:numId w:val="10"/>
         </w:numPr>
         <w:spacing w:after="120" w:line="240" w:lineRule="atLeast"/>
-      </w:pPr>
-      <w:r>
+        <w:rPr>
+          <w:rFonts w:ascii="Times New Roman" w:hAnsi="Times New Roman" w:cs="Times New Roman"/>
+          <w:sz w:val="24"/>
+          <w:szCs w:val="24"/>
+        </w:rPr>
+      </w:pPr>
+      <w:r>
+        <w:rPr>
+          <w:rFonts w:ascii="Times New Roman" w:hAnsi="Times New Roman" w:cs="Times New Roman"/>
+          <w:sz w:val="24"/>
+          <w:szCs w:val="24"/>
+        </w:rPr>
         <w:t>zaprima proizvode</w:t>
       </w:r>
     </w:p>
@@ -2227,8 +2384,18 @@
           <w:numId w:val="10"/>
         </w:numPr>
         <w:spacing w:after="120" w:line="240" w:lineRule="atLeast"/>
-      </w:pPr>
-      <w:r>
+        <w:rPr>
+          <w:rFonts w:ascii="Times New Roman" w:hAnsi="Times New Roman" w:cs="Times New Roman"/>
+          <w:sz w:val="24"/>
+          <w:szCs w:val="24"/>
+        </w:rPr>
+      </w:pPr>
+      <w:r>
+        <w:rPr>
+          <w:rFonts w:ascii="Times New Roman" w:hAnsi="Times New Roman" w:cs="Times New Roman"/>
+          <w:sz w:val="24"/>
+          <w:szCs w:val="24"/>
+        </w:rPr>
         <w:t>skladišti proizvode</w:t>
       </w:r>
     </w:p>
@@ -2239,8 +2406,18 @@
           <w:numId w:val="10"/>
         </w:numPr>
         <w:spacing w:after="120" w:line="240" w:lineRule="atLeast"/>
-      </w:pPr>
-      <w:r>
+        <w:rPr>
+          <w:rFonts w:ascii="Times New Roman" w:hAnsi="Times New Roman" w:cs="Times New Roman"/>
+          <w:sz w:val="24"/>
+          <w:szCs w:val="24"/>
+        </w:rPr>
+      </w:pPr>
+      <w:r>
+        <w:rPr>
+          <w:rFonts w:ascii="Times New Roman" w:hAnsi="Times New Roman" w:cs="Times New Roman"/>
+          <w:sz w:val="24"/>
+          <w:szCs w:val="24"/>
+        </w:rPr>
         <w:t>radi nabavu potrepština</w:t>
       </w:r>
     </w:p>
@@ -2251,18 +2428,35 @@
           <w:numId w:val="10"/>
         </w:numPr>
         <w:spacing w:after="120" w:line="240" w:lineRule="atLeast"/>
-      </w:pPr>
-      <w:r>
+        <w:rPr>
+          <w:rFonts w:ascii="Times New Roman" w:hAnsi="Times New Roman" w:cs="Times New Roman"/>
+          <w:sz w:val="24"/>
+          <w:szCs w:val="24"/>
+        </w:rPr>
+      </w:pPr>
+      <w:r>
+        <w:rPr>
+          <w:rFonts w:ascii="Times New Roman" w:hAnsi="Times New Roman" w:cs="Times New Roman"/>
+          <w:sz w:val="24"/>
+          <w:szCs w:val="24"/>
+        </w:rPr>
         <w:t>zapošljava honorarne radnika</w:t>
       </w:r>
     </w:p>
     <w:p>
       <w:pPr>
-        <w:spacing w:after="120" w:line="240" w:lineRule="atLeast"/>
-      </w:pPr>
-    </w:p>
-    <w:p>
-      <w:r>
+        <w:rPr>
+          <w:rFonts w:ascii="Times New Roman" w:hAnsi="Times New Roman" w:cs="Times New Roman"/>
+          <w:sz w:val="24"/>
+          <w:szCs w:val="24"/>
+        </w:rPr>
+      </w:pPr>
+      <w:r>
+        <w:rPr>
+          <w:rFonts w:ascii="Times New Roman" w:hAnsi="Times New Roman" w:cs="Times New Roman"/>
+          <w:sz w:val="24"/>
+          <w:szCs w:val="24"/>
+        </w:rPr>
         <w:t>MENADŽER FINANCIJA (FINANCE MANAGER)</w:t>
       </w:r>
     </w:p>
@@ -2273,8 +2467,18 @@
           <w:numId w:val="11"/>
         </w:numPr>
         <w:spacing w:after="120" w:line="240" w:lineRule="atLeast"/>
-      </w:pPr>
-      <w:r>
+        <w:rPr>
+          <w:rFonts w:ascii="Times New Roman" w:hAnsi="Times New Roman" w:cs="Times New Roman"/>
+          <w:sz w:val="24"/>
+          <w:szCs w:val="24"/>
+        </w:rPr>
+      </w:pPr>
+      <w:r>
+        <w:rPr>
+          <w:rFonts w:ascii="Times New Roman" w:hAnsi="Times New Roman" w:cs="Times New Roman"/>
+          <w:sz w:val="24"/>
+          <w:szCs w:val="24"/>
+        </w:rPr>
         <w:t>zaprima narudžbe</w:t>
       </w:r>
     </w:p>
@@ -2285,8 +2489,18 @@
           <w:numId w:val="11"/>
         </w:numPr>
         <w:spacing w:after="120" w:line="240" w:lineRule="atLeast"/>
-      </w:pPr>
-      <w:r>
+        <w:rPr>
+          <w:rFonts w:ascii="Times New Roman" w:hAnsi="Times New Roman" w:cs="Times New Roman"/>
+          <w:sz w:val="24"/>
+          <w:szCs w:val="24"/>
+        </w:rPr>
+      </w:pPr>
+      <w:r>
+        <w:rPr>
+          <w:rFonts w:ascii="Times New Roman" w:hAnsi="Times New Roman" w:cs="Times New Roman"/>
+          <w:sz w:val="24"/>
+          <w:szCs w:val="24"/>
+        </w:rPr>
         <w:t>šalje narudžbe za sve nabave dobavljačima</w:t>
       </w:r>
     </w:p>
@@ -2297,8 +2511,18 @@
           <w:numId w:val="11"/>
         </w:numPr>
         <w:spacing w:after="120" w:line="240" w:lineRule="atLeast"/>
-      </w:pPr>
-      <w:r>
+        <w:rPr>
+          <w:rFonts w:ascii="Times New Roman" w:hAnsi="Times New Roman" w:cs="Times New Roman"/>
+          <w:sz w:val="24"/>
+          <w:szCs w:val="24"/>
+        </w:rPr>
+      </w:pPr>
+      <w:r>
+        <w:rPr>
+          <w:rFonts w:ascii="Times New Roman" w:hAnsi="Times New Roman" w:cs="Times New Roman"/>
+          <w:sz w:val="24"/>
+          <w:szCs w:val="24"/>
+        </w:rPr>
         <w:t>izrađuje račun</w:t>
       </w:r>
     </w:p>
@@ -2309,8 +2533,18 @@
           <w:numId w:val="11"/>
         </w:numPr>
         <w:spacing w:after="120" w:line="240" w:lineRule="atLeast"/>
-      </w:pPr>
-      <w:r>
+        <w:rPr>
+          <w:rFonts w:ascii="Times New Roman" w:hAnsi="Times New Roman" w:cs="Times New Roman"/>
+          <w:sz w:val="24"/>
+          <w:szCs w:val="24"/>
+        </w:rPr>
+      </w:pPr>
+      <w:r>
+        <w:rPr>
+          <w:rFonts w:ascii="Times New Roman" w:hAnsi="Times New Roman" w:cs="Times New Roman"/>
+          <w:sz w:val="24"/>
+          <w:szCs w:val="24"/>
+        </w:rPr>
         <w:t>izrađuje pošiljku</w:t>
       </w:r>
     </w:p>
@@ -2321,8 +2555,18 @@
           <w:numId w:val="11"/>
         </w:numPr>
         <w:spacing w:after="120" w:line="240" w:lineRule="atLeast"/>
-      </w:pPr>
-      <w:r>
+        <w:rPr>
+          <w:rFonts w:ascii="Times New Roman" w:hAnsi="Times New Roman" w:cs="Times New Roman"/>
+          <w:sz w:val="24"/>
+          <w:szCs w:val="24"/>
+        </w:rPr>
+      </w:pPr>
+      <w:r>
+        <w:rPr>
+          <w:rFonts w:ascii="Times New Roman" w:hAnsi="Times New Roman" w:cs="Times New Roman"/>
+          <w:sz w:val="24"/>
+          <w:szCs w:val="24"/>
+        </w:rPr>
         <w:t>radi nabavu potrepština</w:t>
       </w:r>
     </w:p>
@@ -2333,8 +2577,18 @@
           <w:numId w:val="11"/>
         </w:numPr>
         <w:spacing w:after="120" w:line="240" w:lineRule="atLeast"/>
-      </w:pPr>
-      <w:r>
+        <w:rPr>
+          <w:rFonts w:ascii="Times New Roman" w:hAnsi="Times New Roman" w:cs="Times New Roman"/>
+          <w:sz w:val="24"/>
+          <w:szCs w:val="24"/>
+        </w:rPr>
+      </w:pPr>
+      <w:r>
+        <w:rPr>
+          <w:rFonts w:ascii="Times New Roman" w:hAnsi="Times New Roman" w:cs="Times New Roman"/>
+          <w:sz w:val="24"/>
+          <w:szCs w:val="24"/>
+        </w:rPr>
         <w:t>zapošljava honorarne radnika</w:t>
       </w:r>
     </w:p>
@@ -2345,18 +2599,35 @@
           <w:numId w:val="11"/>
         </w:numPr>
         <w:spacing w:after="120" w:line="240" w:lineRule="atLeast"/>
-      </w:pPr>
-      <w:r>
+        <w:rPr>
+          <w:rFonts w:ascii="Times New Roman" w:hAnsi="Times New Roman" w:cs="Times New Roman"/>
+          <w:sz w:val="24"/>
+          <w:szCs w:val="24"/>
+        </w:rPr>
+      </w:pPr>
+      <w:r>
+        <w:rPr>
+          <w:rFonts w:ascii="Times New Roman" w:hAnsi="Times New Roman" w:cs="Times New Roman"/>
+          <w:sz w:val="24"/>
+          <w:szCs w:val="24"/>
+        </w:rPr>
         <w:t>pregled izvještaja</w:t>
       </w:r>
     </w:p>
     <w:p>
       <w:pPr>
-        <w:spacing w:after="120" w:line="240" w:lineRule="atLeast"/>
-      </w:pPr>
-    </w:p>
-    <w:p>
-      <w:r>
+        <w:rPr>
+          <w:rFonts w:ascii="Times New Roman" w:hAnsi="Times New Roman" w:cs="Times New Roman"/>
+          <w:sz w:val="24"/>
+          <w:szCs w:val="24"/>
+        </w:rPr>
+      </w:pPr>
+      <w:r>
+        <w:rPr>
+          <w:rFonts w:ascii="Times New Roman" w:hAnsi="Times New Roman" w:cs="Times New Roman"/>
+          <w:sz w:val="24"/>
+          <w:szCs w:val="24"/>
+        </w:rPr>
         <w:t>HONORARNI RADNIK (WORKER)</w:t>
       </w:r>
     </w:p>
@@ -2367,8 +2638,18 @@
           <w:numId w:val="12"/>
         </w:numPr>
         <w:spacing w:after="120" w:line="240" w:lineRule="atLeast"/>
-      </w:pPr>
-      <w:r>
+        <w:rPr>
+          <w:rFonts w:ascii="Times New Roman" w:hAnsi="Times New Roman" w:cs="Times New Roman"/>
+          <w:sz w:val="24"/>
+          <w:szCs w:val="24"/>
+        </w:rPr>
+      </w:pPr>
+      <w:r>
+        <w:rPr>
+          <w:rFonts w:ascii="Times New Roman" w:hAnsi="Times New Roman" w:cs="Times New Roman"/>
+          <w:sz w:val="24"/>
+          <w:szCs w:val="24"/>
+        </w:rPr>
         <w:t>izvršava posao vezan za sektor koji radi</w:t>
       </w:r>
     </w:p>
@@ -2379,22 +2660,39 @@
           <w:numId w:val="12"/>
         </w:numPr>
         <w:spacing w:after="120" w:line="240" w:lineRule="atLeast"/>
-      </w:pPr>
-      <w:r>
-        <w:t xml:space="preserve">dobiva plaću vezanu za </w:t>
-      </w:r>
-      <w:proofErr w:type="spellStart"/>
-      <w:r>
-        <w:t>saticu</w:t>
-      </w:r>
-      <w:proofErr w:type="spellEnd"/>
-      <w:r>
-        <w:t xml:space="preserve"> i odrađene sate</w:t>
-      </w:r>
-    </w:p>
-    <w:p>
-      <w:pPr>
-        <w:pStyle w:val="Heading2"/>
+        <w:rPr>
+          <w:rFonts w:ascii="Times New Roman" w:hAnsi="Times New Roman" w:cs="Times New Roman"/>
+          <w:sz w:val="24"/>
+          <w:szCs w:val="24"/>
+        </w:rPr>
+      </w:pPr>
+      <w:r>
+        <w:rPr>
+          <w:rFonts w:ascii="Times New Roman" w:hAnsi="Times New Roman" w:cs="Times New Roman"/>
+          <w:sz w:val="24"/>
+          <w:szCs w:val="24"/>
+        </w:rPr>
+        <w:t>dobiva plaću vezanu za sat</w:t>
+      </w:r>
+      <w:r>
+        <w:rPr>
+          <w:rFonts w:ascii="Times New Roman" w:hAnsi="Times New Roman" w:cs="Times New Roman"/>
+          <w:sz w:val="24"/>
+          <w:szCs w:val="24"/>
+        </w:rPr>
+        <w:t>n</w:t>
+      </w:r>
+      <w:r>
+        <w:rPr>
+          <w:rFonts w:ascii="Times New Roman" w:hAnsi="Times New Roman" w:cs="Times New Roman"/>
+          <w:sz w:val="24"/>
+          <w:szCs w:val="24"/>
+        </w:rPr>
+        <w:t>icu i odrađene sate</w:t>
+      </w:r>
+    </w:p>
+    <w:p>
+      <w:pPr>
         <w:rPr>
           <w:bCs/>
         </w:rPr>
@@ -4527,32 +4825,6 @@
   <w:style w:type="paragraph" w:default="1" w:styleId="Normal">
     <w:name w:val="Normal"/>
     <w:qFormat/>
-    <w:rsid w:val="00A117F7"/>
-    <w:rPr>
-      <w:rFonts w:ascii="Times New Roman" w:hAnsi="Times New Roman"/>
-      <w:sz w:val="24"/>
-    </w:rPr>
-  </w:style>
-  <w:style w:type="paragraph" w:styleId="Heading2">
-    <w:name w:val="heading 2"/>
-    <w:link w:val="Heading2Char"/>
-    <w:uiPriority w:val="9"/>
-    <w:unhideWhenUsed/>
-    <w:qFormat/>
-    <w:rsid w:val="00A117F7"/>
-    <w:pPr>
-      <w:keepNext/>
-      <w:keepLines/>
-      <w:spacing w:before="360" w:after="80" w:line="240" w:lineRule="atLeast"/>
-      <w:outlineLvl w:val="1"/>
-    </w:pPr>
-    <w:rPr>
-      <w:rFonts w:ascii="Times New Roman"/>
-      <w:b/>
-      <w:sz w:val="32"/>
-      <w:szCs w:val="36"/>
-      <w:lang w:val="en-US"/>
-    </w:rPr>
   </w:style>
   <w:style w:type="character" w:default="1" w:styleId="DefaultParagraphFont">
     <w:name w:val="Default Paragraph Font"/>
@@ -4663,20 +4935,6 @@
     <w:rsid w:val="002F7DD8"/>
     <w:rPr>
       <w:color w:val="666666"/>
-    </w:rPr>
-  </w:style>
-  <w:style w:type="character" w:customStyle="1" w:styleId="Heading2Char">
-    <w:name w:val="Heading 2 Char"/>
-    <w:basedOn w:val="DefaultParagraphFont"/>
-    <w:link w:val="Heading2"/>
-    <w:uiPriority w:val="9"/>
-    <w:rsid w:val="00A117F7"/>
-    <w:rPr>
-      <w:rFonts w:ascii="Times New Roman"/>
-      <w:b/>
-      <w:sz w:val="32"/>
-      <w:szCs w:val="36"/>
-      <w:lang w:val="en-US"/>
     </w:rPr>
   </w:style>
 </w:styles>
